--- a/project/documents/reportletters/ffMiscItemsRcvd.docx
+++ b/project/documents/reportletters/ffMiscItemsRcvd.docx
@@ -4,316 +4,95 @@
   <w:body>
     <w:p>
       <w:pPr>
-        <w:tabs>
-          <w:tab w:val="right" w:pos="9360"/>
-        </w:tabs>
+        <w:pStyle w:val="NormalWeb"/>
+        <w:spacing w:before="0" w:beforeAutospacing="0" w:after="0" w:afterAutospacing="0"/>
+      </w:pPr>
+      <w:r>
+        <w:t xml:space="preserve">Subject line: &lt;&lt;orgName&gt;&gt;: &lt;&lt;clientRefNo&gt;&gt; / SLW Ref: &lt;&lt;matterNo&gt;&gt; / </w:t>
+      </w:r>
+      <w:r>
+        <w:t>SLW</w:t>
+      </w:r>
+      <w:r>
+        <w:t xml:space="preserve"> Report Out: &lt;&lt;activityname&gt;&gt;</w:t>
+      </w:r>
+    </w:p>
+    <w:p>
+      <w:pPr>
+        <w:pStyle w:val="NormalWeb"/>
+        <w:spacing w:before="0" w:beforeAutospacing="0" w:after="0" w:afterAutospacing="0"/>
+      </w:pPr>
+    </w:p>
+    <w:p>
+      <w:pPr>
+        <w:pStyle w:val="NormalWeb"/>
+        <w:spacing w:before="0" w:beforeAutospacing="0" w:after="0" w:afterAutospacing="0"/>
+      </w:pPr>
+    </w:p>
+    <w:p>
+      <w:pPr>
+        <w:pStyle w:val="NormalWeb"/>
+        <w:spacing w:before="0" w:beforeAutospacing="0" w:after="0" w:afterAutospacing="0"/>
+      </w:pPr>
+    </w:p>
+    <w:p>
+      <w:pPr>
+        <w:pStyle w:val="NormalWeb"/>
+        <w:spacing w:before="0" w:beforeAutospacing="0" w:after="0" w:afterAutospacing="0"/>
+      </w:pPr>
+      <w:r>
+        <w:t>Body:</w:t>
+      </w:r>
+    </w:p>
+    <w:p>
+      <w:pPr>
+        <w:pStyle w:val="NormalWeb"/>
+        <w:spacing w:before="0" w:beforeAutospacing="0" w:after="0" w:afterAutospacing="0"/>
+      </w:pPr>
+    </w:p>
+    <w:p>
+      <w:pPr>
+        <w:pStyle w:val="NormalWeb"/>
+      </w:pPr>
+      <w:r>
+        <w:t xml:space="preserve">SCHWEGMAN LUNDBERG &amp; WOESSNER, P.A. </w:t>
+      </w:r>
+    </w:p>
+    <w:p>
+      <w:pPr>
+        <w:pStyle w:val="NormalWeb"/>
+      </w:pPr>
+    </w:p>
+    <w:p>
+      <w:pPr>
         <w:spacing w:after="0" w:line="240" w:lineRule="auto"/>
-        <w:rPr>
-          <w:rFonts w:ascii="Times New Roman" w:hAnsi="Times New Roman"/>
-          <w:b/>
-          <w:bCs/>
-          <w:sz w:val="20"/>
-          <w:szCs w:val="20"/>
-        </w:rPr>
-      </w:pPr>
-    </w:p>
-    <w:p>
-      <w:pPr>
-        <w:tabs>
-          <w:tab w:val="right" w:pos="9360"/>
-        </w:tabs>
+      </w:pPr>
+      <w:r>
+        <w:t>&lt;&lt;This.WAName&gt;&gt; &lt;&lt;This.WAPhone&gt;</w:t>
+      </w:r>
+      <w:proofErr w:type="gramStart"/>
+      <w:r>
+        <w:t>&gt;  &lt;&lt;This.WAEmail</w:t>
+      </w:r>
+      <w:proofErr w:type="gramEnd"/>
+      <w:r>
+        <w:t>&gt;&gt;</w:t>
+      </w:r>
+    </w:p>
+    <w:p>
+      <w:pPr>
         <w:spacing w:after="0" w:line="240" w:lineRule="auto"/>
-        <w:rPr>
-          <w:rFonts w:ascii="Times New Roman" w:hAnsi="Times New Roman"/>
-          <w:b/>
-          <w:bCs/>
-          <w:sz w:val="20"/>
-          <w:szCs w:val="20"/>
-        </w:rPr>
-      </w:pPr>
-      <w:r>
-        <w:rPr>
-          <w:rFonts w:ascii="Times New Roman" w:hAnsi="Times New Roman"/>
-          <w:sz w:val="24"/>
-          <w:szCs w:val="24"/>
-        </w:rPr>
-        <w:t>SCHWEGMAN, LUNDBERG &amp; WOESSNER, P.A.</w:t>
-      </w:r>
-    </w:p>
-    <w:p>
-      <w:pPr>
-        <w:tabs>
-          <w:tab w:val="right" w:pos="9360"/>
-        </w:tabs>
-        <w:spacing w:after="0" w:line="240" w:lineRule="auto"/>
-        <w:rPr>
-          <w:rFonts w:ascii="Times New Roman" w:hAnsi="Times New Roman"/>
-          <w:b/>
-          <w:bCs/>
-          <w:sz w:val="20"/>
-          <w:szCs w:val="20"/>
-        </w:rPr>
-      </w:pPr>
-    </w:p>
-    <w:p>
-      <w:pPr>
-        <w:tabs>
-          <w:tab w:val="right" w:pos="9360"/>
-        </w:tabs>
-        <w:spacing w:after="0" w:line="240" w:lineRule="auto"/>
-        <w:rPr>
-          <w:rFonts w:ascii="Times New Roman" w:hAnsi="Times New Roman"/>
-          <w:sz w:val="20"/>
-          <w:szCs w:val="20"/>
-        </w:rPr>
-      </w:pPr>
-      <w:r>
-        <w:rPr>
-          <w:rFonts w:ascii="Times New Roman" w:hAnsi="Times New Roman"/>
-          <w:b/>
-          <w:bCs/>
-          <w:sz w:val="20"/>
-          <w:szCs w:val="20"/>
-        </w:rPr>
-        <w:t>&lt;&lt;WAName&gt;&gt; &lt;&lt;WAPhone&gt;&gt;</w:t>
-      </w:r>
-    </w:p>
-    <w:p>
-      <w:pPr>
-        <w:tabs>
-          <w:tab w:val="right" w:pos="9360"/>
-        </w:tabs>
-        <w:spacing w:after="0" w:line="240" w:lineRule="auto"/>
-        <w:rPr>
-          <w:rFonts w:ascii="Times New Roman" w:hAnsi="Times New Roman"/>
-          <w:sz w:val="20"/>
-          <w:szCs w:val="20"/>
-        </w:rPr>
-      </w:pPr>
-      <w:r>
-        <w:rPr>
-          <w:rFonts w:ascii="Times New Roman" w:hAnsi="Times New Roman"/>
-          <w:b/>
-          <w:bCs/>
-          <w:sz w:val="20"/>
-          <w:szCs w:val="20"/>
-        </w:rPr>
-        <w:t>&lt;&lt;WAEmail&gt;&gt;</w:t>
-      </w:r>
-    </w:p>
-    <w:p>
-      <w:pPr>
-        <w:spacing w:after="0" w:line="240" w:lineRule="auto"/>
-        <w:rPr>
-          <w:rFonts w:ascii="Times New Roman" w:hAnsi="Times New Roman"/>
-          <w:b/>
-          <w:bCs/>
-          <w:sz w:val="24"/>
-        </w:rPr>
-      </w:pPr>
-    </w:p>
-    <w:p>
-      <w:pPr>
-        <w:spacing w:after="0" w:line="240" w:lineRule="auto"/>
-        <w:rPr>
-          <w:rFonts w:ascii="Times New Roman" w:hAnsi="Times New Roman"/>
-          <w:b/>
-          <w:bCs/>
-          <w:sz w:val="20"/>
-          <w:szCs w:val="20"/>
-        </w:rPr>
-      </w:pPr>
-      <w:r>
-        <w:rPr>
-          <w:rFonts w:ascii="Times New Roman" w:hAnsi="Times New Roman"/>
-          <w:b/>
-          <w:bCs/>
-          <w:sz w:val="20"/>
-          <w:szCs w:val="20"/>
-        </w:rPr>
-        <w:t>&lt;&lt;</w:t>
-      </w:r>
-      <w:r>
-        <w:rPr>
-          <w:rFonts w:ascii="Times New Roman" w:hAnsi="Times New Roman"/>
-          <w:b/>
-          <w:bCs/>
-          <w:sz w:val="20"/>
-          <w:szCs w:val="20"/>
-        </w:rPr>
-        <w:t>paraName&gt;&gt; &lt;&lt;</w:t>
-      </w:r>
-      <w:r>
-        <w:rPr>
-          <w:rFonts w:ascii="Times New Roman" w:hAnsi="Times New Roman"/>
-          <w:b/>
-          <w:bCs/>
-          <w:sz w:val="20"/>
-          <w:szCs w:val="20"/>
-        </w:rPr>
-        <w:t>paraPhone&gt;&gt;</w:t>
-      </w:r>
-    </w:p>
-    <w:p>
-      <w:pPr>
-        <w:spacing w:after="0" w:line="240" w:lineRule="auto"/>
-        <w:rPr>
-          <w:rFonts w:ascii="Times New Roman" w:hAnsi="Times New Roman"/>
-          <w:b/>
-          <w:bCs/>
-          <w:sz w:val="20"/>
-          <w:szCs w:val="20"/>
-        </w:rPr>
-      </w:pPr>
-      <w:r>
-        <w:rPr>
-          <w:rFonts w:ascii="Times New Roman" w:hAnsi="Times New Roman"/>
-          <w:b/>
-          <w:bCs/>
-          <w:sz w:val="20"/>
-          <w:szCs w:val="20"/>
-        </w:rPr>
-        <w:t>&lt;&lt;</w:t>
-      </w:r>
-      <w:r>
-        <w:rPr>
-          <w:rFonts w:ascii="Times New Roman" w:hAnsi="Times New Roman"/>
-          <w:b/>
-          <w:bCs/>
-          <w:sz w:val="20"/>
-          <w:szCs w:val="20"/>
-        </w:rPr>
-        <w:t>paraEmail&gt;&gt;</w:t>
-      </w:r>
-    </w:p>
-    <w:p>
-      <w:pPr>
-        <w:spacing w:after="0" w:line="240" w:lineRule="auto"/>
-        <w:rPr>
-          <w:rFonts w:ascii="Times New Roman" w:hAnsi="Times New Roman"/>
-          <w:b/>
-          <w:bCs/>
-          <w:sz w:val="24"/>
-        </w:rPr>
-      </w:pPr>
-    </w:p>
-    <w:p>
-      <w:pPr>
-        <w:spacing w:after="0" w:line="240" w:lineRule="auto"/>
-        <w:rPr>
-          <w:rFonts w:ascii="Times New Roman" w:hAnsi="Times New Roman"/>
-        </w:rPr>
-      </w:pPr>
-      <w:r>
-        <w:rPr>
-          <w:rFonts w:ascii="Times New Roman" w:hAnsi="Times New Roman"/>
-        </w:rPr>
-        <w:t>&lt;&lt;currentDate&gt;&gt;</w:t>
-      </w:r>
-    </w:p>
-    <w:p>
-      <w:pPr>
-        <w:spacing w:after="0" w:line="240" w:lineRule="auto"/>
-        <w:rPr>
-          <w:rFonts w:ascii="Times New Roman" w:hAnsi="Times New Roman"/>
-        </w:rPr>
-      </w:pPr>
-    </w:p>
-    <w:p>
-      <w:pPr>
-        <w:tabs>
-          <w:tab w:val="left" w:pos="-1440"/>
-        </w:tabs>
-        <w:spacing w:after="0" w:line="240" w:lineRule="auto"/>
-        <w:rPr>
-          <w:rFonts w:ascii="Times New Roman" w:hAnsi="Times New Roman"/>
-        </w:rPr>
-      </w:pPr>
-      <w:r>
-        <w:rPr>
-          <w:rFonts w:ascii="Times New Roman" w:hAnsi="Times New Roman"/>
-        </w:rPr>
-        <w:t>&lt;&lt;recipient&gt;&gt;</w:t>
-      </w:r>
-    </w:p>
-    <w:p>
-      <w:pPr>
-        <w:tabs>
-          <w:tab w:val="left" w:pos="-1440"/>
-        </w:tabs>
-        <w:spacing w:after="0" w:line="240" w:lineRule="auto"/>
-        <w:rPr>
-          <w:rFonts w:ascii="Times New Roman" w:hAnsi="Times New Roman"/>
-        </w:rPr>
-      </w:pPr>
-      <w:r>
-        <w:rPr>
-          <w:rFonts w:ascii="Times New Roman" w:hAnsi="Times New Roman"/>
-        </w:rPr>
-        <w:t>&lt;&lt;</w:t>
-      </w:r>
-      <w:r>
-        <w:rPr>
-          <w:rFonts w:ascii="Times New Roman" w:hAnsi="Times New Roman"/>
-        </w:rPr>
-        <w:t>recipient</w:t>
-      </w:r>
-      <w:r>
-        <w:rPr>
-          <w:rFonts w:ascii="Times New Roman" w:hAnsi="Times New Roman"/>
-        </w:rPr>
-        <w:t>Title&gt;&gt;</w:t>
-      </w:r>
-    </w:p>
-    <w:p>
-      <w:pPr>
-        <w:tabs>
-          <w:tab w:val="left" w:pos="-1440"/>
-        </w:tabs>
-        <w:spacing w:after="0" w:line="240" w:lineRule="auto"/>
-        <w:rPr>
-          <w:rFonts w:ascii="Times New Roman" w:hAnsi="Times New Roman"/>
-        </w:rPr>
-      </w:pPr>
-      <w:r>
-        <w:rPr>
-          <w:rFonts w:ascii="Times New Roman" w:hAnsi="Times New Roman"/>
-        </w:rPr>
-        <w:t>&lt;&lt;orgName&gt;&gt;</w:t>
-      </w:r>
-    </w:p>
-    <w:p>
-      <w:pPr>
-        <w:tabs>
-          <w:tab w:val="right" w:pos="9360"/>
-        </w:tabs>
-        <w:spacing w:after="0" w:line="240" w:lineRule="auto"/>
-        <w:rPr>
-          <w:rFonts w:ascii="Times New Roman" w:hAnsi="Times New Roman"/>
-        </w:rPr>
-      </w:pPr>
-      <w:r>
-        <w:rPr>
-          <w:rFonts w:ascii="Times New Roman" w:hAnsi="Times New Roman"/>
-        </w:rPr>
-        <w:t>&lt;&lt;workAddr&gt;&gt;</w:t>
-      </w:r>
-    </w:p>
-    <w:p>
-      <w:pPr>
-        <w:tabs>
-          <w:tab w:val="right" w:pos="9360"/>
-        </w:tabs>
-        <w:spacing w:after="0" w:line="240" w:lineRule="auto"/>
-        <w:rPr>
-          <w:rFonts w:ascii="Times New Roman" w:hAnsi="Times New Roman"/>
-        </w:rPr>
-      </w:pPr>
-      <w:r>
-        <w:rPr>
-          <w:rFonts w:ascii="Times New Roman" w:hAnsi="Times New Roman"/>
-        </w:rPr>
-        <w:t>&lt;&lt;CSZ&gt;&gt;</w:t>
+      </w:pPr>
+      <w:r>
+        <w:t>&lt;&lt;This.paraName&gt;&gt; &lt;&lt;This.paraPhone&gt;</w:t>
+      </w:r>
+      <w:proofErr w:type="gramStart"/>
+      <w:r>
+        <w:t>&gt;  &lt;&lt;This.paraEmail</w:t>
+      </w:r>
+      <w:proofErr w:type="gramEnd"/>
+      <w:r>
+        <w:t>&gt;&gt;</w:t>
       </w:r>
     </w:p>
     <w:p>
@@ -471,6 +250,96 @@
     </w:p>
     <w:p>
       <w:pPr>
+        <w:spacing w:after="0"/>
+        <w:rPr>
+          <w:rFonts w:ascii="Times New Roman" w:hAnsi="Times New Roman"/>
+          <w:sz w:val="24"/>
+          <w:szCs w:val="24"/>
+        </w:rPr>
+      </w:pPr>
+      <w:r>
+        <w:rPr>
+          <w:rFonts w:ascii="Times New Roman" w:hAnsi="Times New Roman"/>
+          <w:noProof/>
+          <w:sz w:val="24"/>
+          <w:szCs w:val="24"/>
+        </w:rPr>
+        <w:t>&lt;&lt;salutation&gt;&gt;</w:t>
+      </w:r>
+    </w:p>
+    <w:p>
+      <w:pPr>
+        <w:rPr>
+          <w:rFonts w:ascii="Times New Roman" w:hAnsi="Times New Roman"/>
+          <w:sz w:val="24"/>
+          <w:szCs w:val="24"/>
+        </w:rPr>
+      </w:pPr>
+      <w:r>
+        <w:rPr>
+          <w:rFonts w:ascii="Times New Roman" w:hAnsi="Times New Roman"/>
+          <w:sz w:val="24"/>
+          <w:szCs w:val="24"/>
+        </w:rPr>
+        <w:t xml:space="preserve">The following represents new activity on the </w:t>
+      </w:r>
+      <w:proofErr w:type="gramStart"/>
+      <w:r>
+        <w:rPr>
+          <w:rFonts w:ascii="Times New Roman" w:hAnsi="Times New Roman"/>
+          <w:sz w:val="24"/>
+          <w:szCs w:val="24"/>
+        </w:rPr>
+        <w:t>above mentioned</w:t>
+      </w:r>
+      <w:proofErr w:type="gramEnd"/>
+      <w:r>
+        <w:rPr>
+          <w:rFonts w:ascii="Times New Roman" w:hAnsi="Times New Roman"/>
+          <w:sz w:val="24"/>
+          <w:szCs w:val="24"/>
+        </w:rPr>
+        <w:t xml:space="preserve"> matter. </w:t>
+      </w:r>
+    </w:p>
+    <w:p>
+      <w:pPr>
+        <w:rPr>
+          <w:rFonts w:ascii="Times New Roman" w:hAnsi="Times New Roman"/>
+          <w:noProof/>
+          <w:sz w:val="24"/>
+          <w:szCs w:val="24"/>
+        </w:rPr>
+      </w:pPr>
+    </w:p>
+    <w:p>
+      <w:pPr>
+        <w:rPr>
+          <w:rFonts w:ascii="Times New Roman" w:hAnsi="Times New Roman"/>
+          <w:sz w:val="24"/>
+          <w:szCs w:val="24"/>
+        </w:rPr>
+      </w:pPr>
+      <w:r>
+        <w:rPr>
+          <w:rFonts w:ascii="Times New Roman" w:hAnsi="Times New Roman"/>
+          <w:sz w:val="24"/>
+          <w:szCs w:val="24"/>
+        </w:rPr>
+        <w:t>ACTION REQUIRED:  None at this time.</w:t>
+      </w:r>
+    </w:p>
+    <w:p>
+      <w:pPr>
+        <w:rPr>
+          <w:rFonts w:ascii="Times New Roman" w:hAnsi="Times New Roman"/>
+          <w:sz w:val="24"/>
+          <w:szCs w:val="24"/>
+        </w:rPr>
+      </w:pPr>
+    </w:p>
+    <w:p>
+      <w:pPr>
         <w:spacing w:after="0" w:line="240" w:lineRule="auto"/>
         <w:rPr>
           <w:rFonts w:ascii="Times New Roman" w:hAnsi="Times New Roman"/>
@@ -478,23 +347,101 @@
           <w:szCs w:val="24"/>
         </w:rPr>
       </w:pPr>
-    </w:p>
-    <w:p>
-      <w:pPr>
-        <w:spacing w:after="0"/>
-        <w:rPr>
-          <w:rFonts w:ascii="Times New Roman" w:hAnsi="Times New Roman"/>
-          <w:sz w:val="24"/>
-          <w:szCs w:val="24"/>
-        </w:rPr>
-      </w:pPr>
-      <w:r>
-        <w:rPr>
-          <w:rFonts w:ascii="Times New Roman" w:hAnsi="Times New Roman"/>
-          <w:sz w:val="24"/>
-          <w:szCs w:val="24"/>
-        </w:rPr>
-        <w:t xml:space="preserve">Dear </w:t>
+      <w:r>
+        <w:rPr>
+          <w:rFonts w:ascii="Times New Roman" w:hAnsi="Times New Roman"/>
+          <w:sz w:val="24"/>
+          <w:szCs w:val="24"/>
+        </w:rPr>
+        <w:t>INFORMATION BEING REPORTED:</w:t>
+      </w:r>
+      <w:r>
+        <w:rPr>
+          <w:rFonts w:ascii="Times New Roman" w:hAnsi="Times New Roman"/>
+          <w:sz w:val="24"/>
+          <w:szCs w:val="24"/>
+        </w:rPr>
+        <w:t xml:space="preserve">  </w:t>
+      </w:r>
+      <w:r>
+        <w:rPr>
+          <w:rFonts w:ascii="Times New Roman" w:hAnsi="Times New Roman"/>
+          <w:sz w:val="24"/>
+          <w:szCs w:val="24"/>
+        </w:rPr>
+        <w:t xml:space="preserve">Attached for your file is a copy of the </w:t>
+      </w:r>
+      <w:r>
+        <w:rPr>
+          <w:rFonts w:ascii="Times New Roman" w:hAnsi="Times New Roman"/>
+          <w:sz w:val="24"/>
+          <w:szCs w:val="24"/>
+        </w:rPr>
+        <w:t xml:space="preserve">associate’s letter and the </w:t>
+      </w:r>
+      <w:r>
+        <w:rPr>
+          <w:rFonts w:ascii="Times New Roman" w:hAnsi="Times New Roman"/>
+          <w:sz w:val="24"/>
+          <w:szCs w:val="24"/>
+        </w:rPr>
+        <w:t>following item</w:t>
+      </w:r>
+      <w:r>
+        <w:rPr>
+          <w:rFonts w:ascii="Times New Roman" w:hAnsi="Times New Roman"/>
+          <w:sz w:val="24"/>
+          <w:szCs w:val="24"/>
+        </w:rPr>
+        <w:t>(</w:t>
+      </w:r>
+      <w:r>
+        <w:rPr>
+          <w:rFonts w:ascii="Times New Roman" w:hAnsi="Times New Roman"/>
+          <w:sz w:val="24"/>
+          <w:szCs w:val="24"/>
+        </w:rPr>
+        <w:t>s</w:t>
+      </w:r>
+      <w:r>
+        <w:rPr>
+          <w:rFonts w:ascii="Times New Roman" w:hAnsi="Times New Roman"/>
+          <w:sz w:val="24"/>
+          <w:szCs w:val="24"/>
+        </w:rPr>
+        <w:t>)</w:t>
+      </w:r>
+      <w:r>
+        <w:rPr>
+          <w:rFonts w:ascii="Times New Roman" w:hAnsi="Times New Roman"/>
+          <w:sz w:val="24"/>
+          <w:szCs w:val="24"/>
+        </w:rPr>
+        <w:t xml:space="preserve"> </w:t>
+      </w:r>
+      <w:r>
+        <w:rPr>
+          <w:rFonts w:ascii="Times New Roman" w:hAnsi="Times New Roman"/>
+          <w:sz w:val="24"/>
+          <w:szCs w:val="24"/>
+        </w:rPr>
+        <w:t>received from the patent office</w:t>
+      </w:r>
+      <w:r>
+        <w:rPr>
+          <w:rFonts w:ascii="Times New Roman" w:hAnsi="Times New Roman"/>
+          <w:sz w:val="24"/>
+          <w:szCs w:val="24"/>
+        </w:rPr>
+        <w:t xml:space="preserve"> with regard to the above-identi</w:t>
+      </w:r>
+      <w:r>
+        <w:rPr>
+          <w:rFonts w:ascii="Times New Roman" w:hAnsi="Times New Roman"/>
+          <w:sz w:val="24"/>
+          <w:szCs w:val="24"/>
+        </w:rPr>
+        <w:t>fied</w:t>
       </w:r>
       <w:r>
         <w:rPr>
@@ -503,7 +450,7 @@
           <w:sz w:val="24"/>
           <w:szCs w:val="24"/>
         </w:rPr>
-        <w:t>&lt;&lt;salutation&gt;&gt;</w:t>
+        <w:t xml:space="preserve"> application</w:t>
       </w:r>
       <w:r>
         <w:rPr>
@@ -526,41 +473,6 @@
     </w:p>
     <w:p>
       <w:pPr>
-        <w:rPr>
-          <w:rFonts w:ascii="Times New Roman" w:hAnsi="Times New Roman"/>
-          <w:noProof/>
-          <w:sz w:val="24"/>
-          <w:szCs w:val="24"/>
-        </w:rPr>
-      </w:pPr>
-      <w:r>
-        <w:rPr>
-          <w:rFonts w:ascii="Times New Roman" w:hAnsi="Times New Roman"/>
-          <w:sz w:val="24"/>
-          <w:szCs w:val="24"/>
-        </w:rPr>
-        <w:t xml:space="preserve">The following represents new activity on the above mentioned matter. </w:t>
-      </w:r>
-    </w:p>
-    <w:p>
-      <w:pPr>
-        <w:rPr>
-          <w:rFonts w:ascii="Times New Roman" w:hAnsi="Times New Roman"/>
-          <w:sz w:val="24"/>
-          <w:szCs w:val="24"/>
-        </w:rPr>
-      </w:pPr>
-      <w:r>
-        <w:rPr>
-          <w:rFonts w:ascii="Times New Roman" w:hAnsi="Times New Roman"/>
-          <w:sz w:val="24"/>
-          <w:szCs w:val="24"/>
-        </w:rPr>
-        <w:t>ACTION REQUIRED:  None at this time.</w:t>
-      </w:r>
-    </w:p>
-    <w:p>
-      <w:pPr>
         <w:spacing w:after="0" w:line="240" w:lineRule="auto"/>
         <w:rPr>
           <w:rFonts w:ascii="Times New Roman" w:hAnsi="Times New Roman"/>
@@ -573,113 +485,9 @@
           <w:rFonts w:ascii="Times New Roman" w:hAnsi="Times New Roman"/>
           <w:sz w:val="24"/>
           <w:szCs w:val="24"/>
-        </w:rPr>
-        <w:t>INFORMATION BEING REPORTED:</w:t>
-      </w:r>
-      <w:r>
-        <w:rPr>
-          <w:rFonts w:ascii="Times New Roman" w:hAnsi="Times New Roman"/>
-          <w:sz w:val="24"/>
-          <w:szCs w:val="24"/>
-        </w:rPr>
-        <w:t xml:space="preserve">  </w:t>
-      </w:r>
-      <w:r>
-        <w:rPr>
-          <w:rFonts w:ascii="Times New Roman" w:hAnsi="Times New Roman"/>
-          <w:sz w:val="24"/>
-          <w:szCs w:val="24"/>
-        </w:rPr>
-        <w:t xml:space="preserve">Attached for your file is a copy of the </w:t>
-      </w:r>
-      <w:r>
-        <w:rPr>
-          <w:rFonts w:ascii="Times New Roman" w:hAnsi="Times New Roman"/>
-          <w:sz w:val="24"/>
-          <w:szCs w:val="24"/>
-        </w:rPr>
-        <w:t xml:space="preserve">associate’s letter and the </w:t>
-      </w:r>
-      <w:r>
-        <w:rPr>
-          <w:rFonts w:ascii="Times New Roman" w:hAnsi="Times New Roman"/>
-          <w:sz w:val="24"/>
-          <w:szCs w:val="24"/>
-        </w:rPr>
-        <w:t>following item</w:t>
-      </w:r>
-      <w:r>
-        <w:rPr>
-          <w:rFonts w:ascii="Times New Roman" w:hAnsi="Times New Roman"/>
-          <w:sz w:val="24"/>
-          <w:szCs w:val="24"/>
-        </w:rPr>
-        <w:t>(</w:t>
-      </w:r>
-      <w:r>
-        <w:rPr>
-          <w:rFonts w:ascii="Times New Roman" w:hAnsi="Times New Roman"/>
-          <w:sz w:val="24"/>
-          <w:szCs w:val="24"/>
-        </w:rPr>
-        <w:t>s</w:t>
-      </w:r>
-      <w:r>
-        <w:rPr>
-          <w:rFonts w:ascii="Times New Roman" w:hAnsi="Times New Roman"/>
-          <w:sz w:val="24"/>
-          <w:szCs w:val="24"/>
-        </w:rPr>
-        <w:t>)</w:t>
-      </w:r>
-      <w:r>
-        <w:rPr>
-          <w:rFonts w:ascii="Times New Roman" w:hAnsi="Times New Roman"/>
-          <w:sz w:val="24"/>
-          <w:szCs w:val="24"/>
-        </w:rPr>
-        <w:t xml:space="preserve"> </w:t>
-      </w:r>
-      <w:r>
-        <w:rPr>
-          <w:rFonts w:ascii="Times New Roman" w:hAnsi="Times New Roman"/>
-          <w:sz w:val="24"/>
-          <w:szCs w:val="24"/>
-        </w:rPr>
-        <w:t>received from the patent office</w:t>
-      </w:r>
-      <w:r>
-        <w:rPr>
-          <w:rFonts w:ascii="Times New Roman" w:hAnsi="Times New Roman"/>
-          <w:sz w:val="24"/>
-          <w:szCs w:val="24"/>
-        </w:rPr>
-        <w:t xml:space="preserve"> with regard to the above-identi</w:t>
-      </w:r>
-      <w:r>
-        <w:rPr>
-          <w:rFonts w:ascii="Times New Roman" w:hAnsi="Times New Roman"/>
-          <w:sz w:val="24"/>
-          <w:szCs w:val="24"/>
-        </w:rPr>
-        <w:t>fied</w:t>
-      </w:r>
-      <w:r>
-        <w:rPr>
-          <w:rFonts w:ascii="Times New Roman" w:hAnsi="Times New Roman"/>
-          <w:noProof/>
-          <w:sz w:val="24"/>
-          <w:szCs w:val="24"/>
-        </w:rPr>
-        <w:t xml:space="preserve"> application</w:t>
-      </w:r>
-      <w:r>
-        <w:rPr>
-          <w:rFonts w:ascii="Times New Roman" w:hAnsi="Times New Roman"/>
-          <w:sz w:val="24"/>
-          <w:szCs w:val="24"/>
-        </w:rPr>
-        <w:t>:</w:t>
+          <w:u w:val="single"/>
+        </w:rPr>
+        <w:t>Document(s)</w:t>
       </w:r>
     </w:p>
     <w:p>
@@ -691,68 +499,15 @@
           <w:szCs w:val="24"/>
         </w:rPr>
       </w:pPr>
-    </w:p>
-    <w:tbl>
-      <w:tblPr>
-        <w:tblW w:w="0" w:type="auto"/>
-        <w:tblLook w:val="04A0" w:firstRow="1" w:lastRow="0" w:firstColumn="1" w:lastColumn="0" w:noHBand="0" w:noVBand="1"/>
-      </w:tblPr>
-      <w:tblGrid>
-        <w:gridCol w:w="9576"/>
-      </w:tblGrid>
-      <w:tr>
-        <w:tc>
-          <w:tcPr>
-            <w:tcW w:w="9576" w:type="dxa"/>
-          </w:tcPr>
-          <w:p>
-            <w:pPr>
-              <w:spacing w:after="0" w:line="240" w:lineRule="auto"/>
-              <w:rPr>
-                <w:rFonts w:ascii="Times New Roman" w:hAnsi="Times New Roman"/>
-                <w:sz w:val="24"/>
-                <w:szCs w:val="24"/>
-                <w:u w:val="single"/>
-              </w:rPr>
-            </w:pPr>
-            <w:r>
-              <w:rPr>
-                <w:rFonts w:ascii="Times New Roman" w:hAnsi="Times New Roman"/>
-                <w:sz w:val="24"/>
-                <w:szCs w:val="24"/>
-                <w:u w:val="single"/>
-              </w:rPr>
-              <w:t>Document(s)</w:t>
-            </w:r>
-          </w:p>
-        </w:tc>
-      </w:tr>
-      <w:tr>
-        <w:tc>
-          <w:tcPr>
-            <w:tcW w:w="9576" w:type="dxa"/>
-          </w:tcPr>
-          <w:p>
-            <w:pPr>
-              <w:spacing w:after="0" w:line="240" w:lineRule="auto"/>
-              <w:rPr>
-                <w:rFonts w:ascii="Times New Roman" w:hAnsi="Times New Roman"/>
-                <w:sz w:val="24"/>
-                <w:szCs w:val="24"/>
-              </w:rPr>
-            </w:pPr>
-            <w:r>
-              <w:rPr>
-                <w:rFonts w:ascii="Times New Roman" w:hAnsi="Times New Roman"/>
-                <w:sz w:val="24"/>
-                <w:szCs w:val="24"/>
-              </w:rPr>
-              <w:t>&lt;&lt;documentName&gt;&gt;</w:t>
-            </w:r>
-          </w:p>
-        </w:tc>
-      </w:tr>
-    </w:tbl>
+      <w:r>
+        <w:rPr>
+          <w:rFonts w:ascii="Times New Roman" w:hAnsi="Times New Roman"/>
+          <w:sz w:val="24"/>
+          <w:szCs w:val="24"/>
+        </w:rPr>
+        <w:t>&lt;&lt;documentName&gt;&gt;</w:t>
+      </w:r>
+    </w:p>
     <w:p>
       <w:pPr>
         <w:spacing w:after="0" w:line="240" w:lineRule="auto"/>
@@ -844,140 +599,6 @@
           <w:szCs w:val="24"/>
         </w:rPr>
         <w:t>.</w:t>
-      </w:r>
-    </w:p>
-    <w:p>
-      <w:pPr>
-        <w:spacing w:after="0" w:line="240" w:lineRule="auto"/>
-        <w:rPr>
-          <w:rFonts w:ascii="Times New Roman" w:hAnsi="Times New Roman"/>
-          <w:sz w:val="24"/>
-          <w:szCs w:val="24"/>
-        </w:rPr>
-      </w:pPr>
-    </w:p>
-    <w:p>
-      <w:pPr>
-        <w:spacing w:after="0" w:line="240" w:lineRule="auto"/>
-        <w:rPr>
-          <w:rFonts w:ascii="Times New Roman" w:hAnsi="Times New Roman"/>
-          <w:sz w:val="24"/>
-          <w:szCs w:val="24"/>
-        </w:rPr>
-      </w:pPr>
-      <w:r>
-        <w:rPr>
-          <w:rFonts w:ascii="Times New Roman" w:hAnsi="Times New Roman"/>
-          <w:sz w:val="24"/>
-          <w:szCs w:val="24"/>
-        </w:rPr>
-        <w:t>Reported By:</w:t>
-      </w:r>
-    </w:p>
-    <w:p>
-      <w:pPr>
-        <w:spacing w:after="0" w:line="240" w:lineRule="auto"/>
-        <w:rPr>
-          <w:rFonts w:ascii="Times New Roman" w:hAnsi="Times New Roman"/>
-          <w:sz w:val="24"/>
-          <w:szCs w:val="24"/>
-        </w:rPr>
-      </w:pPr>
-    </w:p>
-    <w:p>
-      <w:pPr>
-        <w:spacing w:after="0" w:line="240" w:lineRule="auto"/>
-        <w:rPr>
-          <w:rFonts w:ascii="Times New Roman" w:hAnsi="Times New Roman"/>
-          <w:sz w:val="24"/>
-          <w:szCs w:val="24"/>
-        </w:rPr>
-      </w:pPr>
-    </w:p>
-    <w:p>
-      <w:pPr>
-        <w:spacing w:after="0" w:line="240" w:lineRule="auto"/>
-        <w:ind w:firstLine="720"/>
-        <w:rPr>
-          <w:rFonts w:ascii="Times New Roman" w:hAnsi="Times New Roman"/>
-          <w:sz w:val="24"/>
-          <w:szCs w:val="24"/>
-        </w:rPr>
-      </w:pPr>
-    </w:p>
-    <w:p>
-      <w:pPr>
-        <w:spacing w:after="0" w:line="240" w:lineRule="auto"/>
-        <w:rPr>
-          <w:rFonts w:ascii="Times New Roman" w:hAnsi="Times New Roman"/>
-          <w:sz w:val="24"/>
-          <w:szCs w:val="24"/>
-        </w:rPr>
-      </w:pPr>
-      <w:r>
-        <w:rPr>
-          <w:rFonts w:ascii="Times New Roman" w:hAnsi="Times New Roman"/>
-          <w:color w:val="000000"/>
-          <w:sz w:val="24"/>
-        </w:rPr>
-        <w:t>&lt;&lt;cmgName&gt;&gt;</w:t>
-      </w:r>
-    </w:p>
-    <w:p>
-      <w:pPr>
-        <w:spacing w:after="0" w:line="240" w:lineRule="auto"/>
-        <w:rPr>
-          <w:rFonts w:ascii="Times New Roman" w:hAnsi="Times New Roman"/>
-          <w:sz w:val="24"/>
-          <w:szCs w:val="24"/>
-        </w:rPr>
-      </w:pPr>
-      <w:r>
-        <w:rPr>
-          <w:rFonts w:ascii="Times New Roman" w:hAnsi="Times New Roman"/>
-          <w:sz w:val="24"/>
-          <w:szCs w:val="24"/>
-        </w:rPr>
-        <w:t>Case Management Assistant,</w:t>
-      </w:r>
-      <w:r>
-        <w:rPr>
-          <w:rFonts w:ascii="Times New Roman" w:hAnsi="Times New Roman"/>
-          <w:sz w:val="24"/>
-          <w:szCs w:val="24"/>
-        </w:rPr>
-        <w:t xml:space="preserve"> International Department</w:t>
-      </w:r>
-    </w:p>
-    <w:p>
-      <w:pPr>
-        <w:spacing w:after="0" w:line="240" w:lineRule="auto"/>
-        <w:rPr>
-          <w:rFonts w:ascii="Times New Roman" w:hAnsi="Times New Roman"/>
-          <w:sz w:val="24"/>
-          <w:szCs w:val="24"/>
-        </w:rPr>
-      </w:pPr>
-    </w:p>
-    <w:p>
-      <w:pPr>
-        <w:tabs>
-          <w:tab w:val="right" w:pos="9360"/>
-        </w:tabs>
-        <w:spacing w:after="0" w:line="240" w:lineRule="auto"/>
-        <w:rPr>
-          <w:rFonts w:ascii="Times New Roman" w:hAnsi="Times New Roman"/>
-          <w:sz w:val="24"/>
-          <w:szCs w:val="24"/>
-        </w:rPr>
-      </w:pPr>
-      <w:r>
-        <w:rPr>
-          <w:rFonts w:ascii="Times New Roman" w:hAnsi="Times New Roman"/>
-          <w:sz w:val="24"/>
-          <w:szCs w:val="24"/>
-        </w:rPr>
-        <w:t>Attachment</w:t>
       </w:r>
     </w:p>
     <w:p>
@@ -1410,7 +1031,6 @@
     <w:uiPriority w:val="99"/>
     <w:semiHidden/>
     <w:unhideWhenUsed/>
-    <w:qFormat/>
     <w:tblPr>
       <w:tblInd w:w="0" w:type="dxa"/>
       <w:tblCellMar>
@@ -1429,7 +1049,6 @@
   </w:style>
   <w:style w:type="character" w:styleId="Hyperlink">
     <w:name w:val="Hyperlink"/>
-    <w:basedOn w:val="DefaultParagraphFont"/>
     <w:uiPriority w:val="99"/>
     <w:unhideWhenUsed/>
     <w:rsid w:val="00B7670C"/>
@@ -1440,7 +1059,6 @@
   </w:style>
   <w:style w:type="character" w:styleId="CommentReference">
     <w:name w:val="annotation reference"/>
-    <w:basedOn w:val="DefaultParagraphFont"/>
     <w:unhideWhenUsed/>
     <w:rsid w:val="00C11C0B"/>
     <w:rPr>
@@ -1481,7 +1099,6 @@
   </w:style>
   <w:style w:type="character" w:customStyle="1" w:styleId="CommentSubjectChar">
     <w:name w:val="Comment Subject Char"/>
-    <w:basedOn w:val="CommentTextChar"/>
     <w:link w:val="CommentSubject"/>
     <w:uiPriority w:val="99"/>
     <w:semiHidden/>
@@ -1510,7 +1127,6 @@
   </w:style>
   <w:style w:type="character" w:customStyle="1" w:styleId="BalloonTextChar">
     <w:name w:val="Balloon Text Char"/>
-    <w:basedOn w:val="DefaultParagraphFont"/>
     <w:link w:val="BalloonText"/>
     <w:uiPriority w:val="99"/>
     <w:semiHidden/>
@@ -1536,6 +1152,19 @@
         <w:insideV w:val="single" w:sz="4" w:space="0" w:color="000000"/>
       </w:tblBorders>
     </w:tblPr>
+  </w:style>
+  <w:style w:type="paragraph" w:styleId="NormalWeb">
+    <w:name w:val="Normal (Web)"/>
+    <w:basedOn w:val="Normal"/>
+    <w:uiPriority w:val="99"/>
+    <w:unhideWhenUsed/>
+    <w:rsid w:val="00716851"/>
+    <w:pPr>
+      <w:spacing w:before="100" w:beforeAutospacing="1" w:after="100" w:afterAutospacing="1" w:line="240" w:lineRule="auto"/>
+    </w:pPr>
+    <w:rPr>
+      <w:rFonts w:cs="Calibri"/>
+    </w:rPr>
   </w:style>
 </w:styles>
 </file>
